--- a/deliverables/step-1/step-1.docx
+++ b/deliverables/step-1/step-1.docx
@@ -29,25 +29,6 @@
         </w:rPr>
         <w:t>Step 1</w:t>
       </w:r>
-    </w:p>
-    <w:p>
-      <w:pPr>
-        <w:pStyle w:val="ListParagraph"/>
-        <w:numPr>
-          <w:ilvl w:val="0"/>
-          <w:numId w:val="1"/>
-        </w:numPr>
-        <w:spacing w:before="240" w:beforeAutospacing="off" w:after="240" w:afterAutospacing="off"/>
-        <w:rPr>
-          <w:rFonts w:ascii="Arial" w:hAnsi="Arial" w:eastAsia="Arial" w:cs="Arial" w:asciiTheme="minorAscii" w:hAnsiTheme="minorAscii" w:eastAsiaTheme="minorAscii" w:cstheme="minorAscii"/>
-          <w:b w:val="0"/>
-          <w:bCs w:val="0"/>
-          <w:noProof w:val="0"/>
-          <w:sz w:val="24"/>
-          <w:szCs w:val="24"/>
-          <w:lang w:val="en-US"/>
-        </w:rPr>
-      </w:pPr>
       <w:r>
         <w:rPr>
           <w:rFonts w:ascii="Arial" w:hAnsi="Arial" w:eastAsia="Arial" w:cs="Arial" w:asciiTheme="minorAscii" w:hAnsiTheme="minorAscii" w:eastAsiaTheme="minorAscii" w:cstheme="minorAscii"/>
@@ -58,189 +39,14 @@
           <w:szCs w:val="24"/>
           <w:lang w:val="en-US"/>
         </w:rPr>
-        <w:t>What task is it solving?</w:t>
-      </w:r>
-      <w:r>
-        <w:rPr>
-          <w:rFonts w:ascii="Arial" w:hAnsi="Arial" w:eastAsia="Arial" w:cs="Arial" w:asciiTheme="minorAscii" w:hAnsiTheme="minorAscii" w:eastAsiaTheme="minorAscii" w:cstheme="minorAscii"/>
-          <w:b w:val="0"/>
-          <w:bCs w:val="0"/>
-          <w:noProof w:val="0"/>
-          <w:sz w:val="24"/>
-          <w:szCs w:val="24"/>
-          <w:lang w:val="en-US"/>
-        </w:rPr>
-        <w:t xml:space="preserve"> - </w:t>
-      </w:r>
-      <w:r>
-        <w:rPr>
-          <w:rFonts w:ascii="Arial" w:hAnsi="Arial" w:eastAsia="Arial" w:cs="Arial" w:asciiTheme="minorAscii" w:hAnsiTheme="minorAscii" w:eastAsiaTheme="minorAscii" w:cstheme="minorAscii"/>
-          <w:b w:val="0"/>
-          <w:bCs w:val="0"/>
-          <w:noProof w:val="0"/>
-          <w:sz w:val="24"/>
-          <w:szCs w:val="24"/>
-          <w:lang w:val="en-US"/>
-        </w:rPr>
-        <w:t>It is solving zero-shot forecasting</w:t>
-      </w:r>
-      <w:r>
-        <w:rPr>
-          <w:rFonts w:ascii="Arial" w:hAnsi="Arial" w:eastAsia="Arial" w:cs="Arial" w:asciiTheme="minorAscii" w:hAnsiTheme="minorAscii" w:eastAsiaTheme="minorAscii" w:cstheme="minorAscii"/>
-          <w:b w:val="0"/>
-          <w:bCs w:val="0"/>
-          <w:noProof w:val="0"/>
-          <w:sz w:val="24"/>
-          <w:szCs w:val="24"/>
-          <w:lang w:val="en-US"/>
-        </w:rPr>
-        <w:t xml:space="preserve"> which is a type of time series forecasting. It is</w:t>
-      </w:r>
-      <w:r>
-        <w:rPr>
-          <w:rFonts w:ascii="Arial" w:hAnsi="Arial" w:eastAsia="Arial" w:cs="Arial" w:asciiTheme="minorAscii" w:hAnsiTheme="minorAscii" w:eastAsiaTheme="minorAscii" w:cstheme="minorAscii"/>
-          <w:b w:val="0"/>
-          <w:bCs w:val="0"/>
-          <w:noProof w:val="0"/>
-          <w:sz w:val="24"/>
-          <w:szCs w:val="24"/>
-          <w:lang w:val="en-US"/>
-        </w:rPr>
-        <w:t xml:space="preserve"> using </w:t>
-      </w:r>
-      <w:r>
-        <w:rPr>
-          <w:rFonts w:ascii="Arial" w:hAnsi="Arial" w:eastAsia="Arial" w:cs="Arial" w:asciiTheme="minorAscii" w:hAnsiTheme="minorAscii" w:eastAsiaTheme="minorAscii" w:cstheme="minorAscii"/>
-          <w:b w:val="0"/>
-          <w:bCs w:val="0"/>
-          <w:noProof w:val="0"/>
-          <w:sz w:val="24"/>
-          <w:szCs w:val="24"/>
-          <w:lang w:val="en-US"/>
-        </w:rPr>
-        <w:t xml:space="preserve">TS-RAG, which is </w:t>
-      </w:r>
-      <w:r>
-        <w:rPr>
-          <w:rFonts w:ascii="Arial" w:hAnsi="Arial" w:eastAsia="Arial" w:cs="Arial" w:asciiTheme="minorAscii" w:hAnsiTheme="minorAscii" w:eastAsiaTheme="minorAscii" w:cstheme="minorAscii"/>
-          <w:b w:val="0"/>
-          <w:bCs w:val="0"/>
-          <w:noProof w:val="0"/>
-          <w:sz w:val="24"/>
-          <w:szCs w:val="24"/>
-          <w:lang w:val="en-US"/>
-        </w:rPr>
-        <w:t>a retrieval</w:t>
-      </w:r>
-      <w:r>
-        <w:rPr>
-          <w:rFonts w:ascii="Arial" w:hAnsi="Arial" w:eastAsia="Arial" w:cs="Arial" w:asciiTheme="minorAscii" w:hAnsiTheme="minorAscii" w:eastAsiaTheme="minorAscii" w:cstheme="minorAscii"/>
-          <w:b w:val="0"/>
-          <w:bCs w:val="0"/>
-          <w:noProof w:val="0"/>
-          <w:sz w:val="24"/>
-          <w:szCs w:val="24"/>
-          <w:lang w:val="en-US"/>
-        </w:rPr>
-        <w:t xml:space="preserve"> </w:t>
-      </w:r>
-      <w:r>
-        <w:rPr>
-          <w:rFonts w:ascii="Arial" w:hAnsi="Arial" w:eastAsia="Arial" w:cs="Arial" w:asciiTheme="minorAscii" w:hAnsiTheme="minorAscii" w:eastAsiaTheme="minorAscii" w:cstheme="minorAscii"/>
-          <w:b w:val="0"/>
-          <w:bCs w:val="0"/>
-          <w:noProof w:val="0"/>
-          <w:sz w:val="24"/>
-          <w:szCs w:val="24"/>
-          <w:lang w:val="en-US"/>
-        </w:rPr>
-        <w:t>augmented generation framework</w:t>
-      </w:r>
-      <w:r>
-        <w:rPr>
-          <w:rFonts w:ascii="Arial" w:hAnsi="Arial" w:eastAsia="Arial" w:cs="Arial" w:asciiTheme="minorAscii" w:hAnsiTheme="minorAscii" w:eastAsiaTheme="minorAscii" w:cstheme="minorAscii"/>
-          <w:b w:val="0"/>
-          <w:bCs w:val="0"/>
-          <w:noProof w:val="0"/>
-          <w:sz w:val="24"/>
-          <w:szCs w:val="24"/>
-          <w:lang w:val="en-US"/>
-        </w:rPr>
-        <w:t xml:space="preserve"> </w:t>
-      </w:r>
-      <w:r>
-        <w:rPr>
-          <w:rFonts w:ascii="Arial" w:hAnsi="Arial" w:eastAsia="Arial" w:cs="Arial" w:asciiTheme="minorAscii" w:hAnsiTheme="minorAscii" w:eastAsiaTheme="minorAscii" w:cstheme="minorAscii"/>
-          <w:b w:val="0"/>
-          <w:bCs w:val="0"/>
-          <w:noProof w:val="0"/>
-          <w:sz w:val="24"/>
-          <w:szCs w:val="24"/>
-          <w:lang w:val="en-US"/>
-        </w:rPr>
-        <w:t>that</w:t>
-      </w:r>
-      <w:r>
-        <w:rPr>
-          <w:rFonts w:ascii="Arial" w:hAnsi="Arial" w:eastAsia="Arial" w:cs="Arial" w:asciiTheme="minorAscii" w:hAnsiTheme="minorAscii" w:eastAsiaTheme="minorAscii" w:cstheme="minorAscii"/>
-          <w:b w:val="0"/>
-          <w:bCs w:val="0"/>
-          <w:noProof w:val="0"/>
-          <w:sz w:val="24"/>
-          <w:szCs w:val="24"/>
-          <w:lang w:val="en-US"/>
-        </w:rPr>
-        <w:t xml:space="preserve"> produces enhanced </w:t>
-      </w:r>
-      <w:r>
-        <w:rPr>
-          <w:rFonts w:ascii="Arial" w:hAnsi="Arial" w:eastAsia="Arial" w:cs="Arial" w:asciiTheme="minorAscii" w:hAnsiTheme="minorAscii" w:eastAsiaTheme="minorAscii" w:cstheme="minorAscii"/>
-          <w:b w:val="0"/>
-          <w:bCs w:val="0"/>
-          <w:noProof w:val="0"/>
-          <w:sz w:val="24"/>
-          <w:szCs w:val="24"/>
-          <w:lang w:val="en-US"/>
-        </w:rPr>
-        <w:t>forecasts</w:t>
-      </w:r>
-      <w:r>
-        <w:rPr>
-          <w:rFonts w:ascii="Arial" w:hAnsi="Arial" w:eastAsia="Arial" w:cs="Arial" w:asciiTheme="minorAscii" w:hAnsiTheme="minorAscii" w:eastAsiaTheme="minorAscii" w:cstheme="minorAscii"/>
-          <w:b w:val="0"/>
-          <w:bCs w:val="0"/>
-          <w:noProof w:val="0"/>
-          <w:sz w:val="24"/>
-          <w:szCs w:val="24"/>
-          <w:lang w:val="en-US"/>
-        </w:rPr>
-        <w:t>.</w:t>
-      </w:r>
-    </w:p>
-    <w:p>
-      <w:pPr>
-        <w:pStyle w:val="ListParagraph"/>
+        <w:t xml:space="preserve"> + Project Map</w:t>
+      </w:r>
+    </w:p>
+    <w:p>
+      <w:pPr>
+        <w:pStyle w:val="Normal"/>
         <w:spacing w:before="240" w:beforeAutospacing="off" w:after="240" w:afterAutospacing="off"/>
-        <w:ind w:left="720"/>
-        <w:rPr>
-          <w:rFonts w:ascii="Arial" w:hAnsi="Arial" w:eastAsia="Arial" w:cs="Arial" w:asciiTheme="minorAscii" w:hAnsiTheme="minorAscii" w:eastAsiaTheme="minorAscii" w:cstheme="minorAscii"/>
-          <w:b w:val="0"/>
-          <w:bCs w:val="0"/>
-          <w:noProof w:val="0"/>
-          <w:sz w:val="24"/>
-          <w:szCs w:val="24"/>
-          <w:lang w:val="en-US"/>
-        </w:rPr>
-      </w:pPr>
-    </w:p>
-    <w:p>
-      <w:pPr>
-        <w:pStyle w:val="ListParagraph"/>
-        <w:numPr>
-          <w:ilvl w:val="0"/>
-          <w:numId w:val="1"/>
-        </w:numPr>
-        <w:spacing w:before="240" w:beforeAutospacing="off" w:after="240" w:afterAutospacing="off"/>
+        <w:ind w:left="0"/>
         <w:rPr>
           <w:rFonts w:ascii="Arial" w:hAnsi="Arial" w:eastAsia="Arial" w:cs="Arial" w:asciiTheme="minorAscii" w:hAnsiTheme="minorAscii" w:eastAsiaTheme="minorAscii" w:cstheme="minorAscii"/>
           <w:b w:val="0"/>
@@ -261,7 +67,91 @@
           <w:szCs w:val="24"/>
           <w:lang w:val="en-US"/>
         </w:rPr>
-        <w:t>What are the inputs/outputs?</w:t>
+        <w:t>What task is it solving?</w:t>
+      </w:r>
+      <w:r>
+        <w:rPr>
+          <w:rFonts w:ascii="Arial" w:hAnsi="Arial" w:eastAsia="Arial" w:cs="Arial" w:asciiTheme="minorAscii" w:hAnsiTheme="minorAscii" w:eastAsiaTheme="minorAscii" w:cstheme="minorAscii"/>
+          <w:b w:val="0"/>
+          <w:bCs w:val="0"/>
+          <w:noProof w:val="0"/>
+          <w:sz w:val="24"/>
+          <w:szCs w:val="24"/>
+          <w:lang w:val="en-US"/>
+        </w:rPr>
+        <w:t xml:space="preserve"> - </w:t>
+      </w:r>
+      <w:r>
+        <w:rPr>
+          <w:rFonts w:ascii="Arial" w:hAnsi="Arial" w:eastAsia="Arial" w:cs="Arial" w:asciiTheme="minorAscii" w:hAnsiTheme="minorAscii" w:eastAsiaTheme="minorAscii" w:cstheme="minorAscii"/>
+          <w:b w:val="0"/>
+          <w:bCs w:val="0"/>
+          <w:noProof w:val="0"/>
+          <w:sz w:val="24"/>
+          <w:szCs w:val="24"/>
+          <w:lang w:val="en-US"/>
+        </w:rPr>
+        <w:t>It is solving zero-shot forecasting</w:t>
+      </w:r>
+      <w:r>
+        <w:rPr>
+          <w:rFonts w:ascii="Arial" w:hAnsi="Arial" w:eastAsia="Arial" w:cs="Arial" w:asciiTheme="minorAscii" w:hAnsiTheme="minorAscii" w:eastAsiaTheme="minorAscii" w:cstheme="minorAscii"/>
+          <w:b w:val="0"/>
+          <w:bCs w:val="0"/>
+          <w:noProof w:val="0"/>
+          <w:sz w:val="24"/>
+          <w:szCs w:val="24"/>
+          <w:lang w:val="en-US"/>
+        </w:rPr>
+        <w:t xml:space="preserve"> which is a type of time series forecasting. It is</w:t>
+      </w:r>
+      <w:r>
+        <w:rPr>
+          <w:rFonts w:ascii="Arial" w:hAnsi="Arial" w:eastAsia="Arial" w:cs="Arial" w:asciiTheme="minorAscii" w:hAnsiTheme="minorAscii" w:eastAsiaTheme="minorAscii" w:cstheme="minorAscii"/>
+          <w:b w:val="0"/>
+          <w:bCs w:val="0"/>
+          <w:noProof w:val="0"/>
+          <w:sz w:val="24"/>
+          <w:szCs w:val="24"/>
+          <w:lang w:val="en-US"/>
+        </w:rPr>
+        <w:t xml:space="preserve"> using </w:t>
+      </w:r>
+      <w:r>
+        <w:rPr>
+          <w:rFonts w:ascii="Arial" w:hAnsi="Arial" w:eastAsia="Arial" w:cs="Arial" w:asciiTheme="minorAscii" w:hAnsiTheme="minorAscii" w:eastAsiaTheme="minorAscii" w:cstheme="minorAscii"/>
+          <w:b w:val="0"/>
+          <w:bCs w:val="0"/>
+          <w:noProof w:val="0"/>
+          <w:sz w:val="24"/>
+          <w:szCs w:val="24"/>
+          <w:lang w:val="en-US"/>
+        </w:rPr>
+        <w:t xml:space="preserve">TS-RAG, which is </w:t>
+      </w:r>
+      <w:r>
+        <w:rPr>
+          <w:rFonts w:ascii="Arial" w:hAnsi="Arial" w:eastAsia="Arial" w:cs="Arial" w:asciiTheme="minorAscii" w:hAnsiTheme="minorAscii" w:eastAsiaTheme="minorAscii" w:cstheme="minorAscii"/>
+          <w:b w:val="0"/>
+          <w:bCs w:val="0"/>
+          <w:noProof w:val="0"/>
+          <w:sz w:val="24"/>
+          <w:szCs w:val="24"/>
+          <w:lang w:val="en-US"/>
+        </w:rPr>
+        <w:t xml:space="preserve">a </w:t>
+      </w:r>
+      <w:r>
+        <w:rPr>
+          <w:rFonts w:ascii="Arial" w:hAnsi="Arial" w:eastAsia="Arial" w:cs="Arial" w:asciiTheme="minorAscii" w:hAnsiTheme="minorAscii" w:eastAsiaTheme="minorAscii" w:cstheme="minorAscii"/>
+          <w:b w:val="0"/>
+          <w:bCs w:val="0"/>
+          <w:noProof w:val="0"/>
+          <w:sz w:val="24"/>
+          <w:szCs w:val="24"/>
+          <w:lang w:val="en-US"/>
+        </w:rPr>
+        <w:t>retrieval</w:t>
       </w:r>
       <w:r>
         <w:rPr>
@@ -285,52 +175,55 @@
           <w:szCs w:val="24"/>
           <w:lang w:val="en-US"/>
         </w:rPr>
-        <w:t xml:space="preserve">- </w:t>
-      </w:r>
-      <w:r>
-        <w:rPr>
-          <w:rFonts w:ascii="Arial" w:hAnsi="Arial" w:eastAsia="Arial" w:cs="Arial" w:asciiTheme="minorAscii" w:hAnsiTheme="minorAscii" w:eastAsiaTheme="minorAscii" w:cstheme="minorAscii"/>
-          <w:b w:val="0"/>
-          <w:bCs w:val="0"/>
-          <w:noProof w:val="0"/>
-          <w:sz w:val="24"/>
-          <w:szCs w:val="24"/>
-          <w:lang w:val="en-US"/>
-        </w:rPr>
-        <w:t xml:space="preserve">The input is an </w:t>
-      </w:r>
-      <w:r>
-        <w:rPr>
-          <w:rFonts w:ascii="Arial" w:hAnsi="Arial" w:eastAsia="Arial" w:cs="Arial" w:asciiTheme="minorAscii" w:hAnsiTheme="minorAscii" w:eastAsiaTheme="minorAscii" w:cstheme="minorAscii"/>
-          <w:b w:val="0"/>
-          <w:bCs w:val="0"/>
-          <w:noProof w:val="0"/>
-          <w:sz w:val="24"/>
-          <w:szCs w:val="24"/>
-          <w:lang w:val="en-US"/>
-        </w:rPr>
-        <w:t>input time series</w:t>
-      </w:r>
-      <w:r>
-        <w:rPr>
-          <w:rFonts w:ascii="Arial" w:hAnsi="Arial" w:eastAsia="Arial" w:cs="Arial" w:asciiTheme="minorAscii" w:hAnsiTheme="minorAscii" w:eastAsiaTheme="minorAscii" w:cstheme="minorAscii"/>
-          <w:b w:val="0"/>
-          <w:bCs w:val="0"/>
-          <w:noProof w:val="0"/>
-          <w:sz w:val="24"/>
-          <w:szCs w:val="24"/>
-          <w:lang w:val="en-US"/>
-        </w:rPr>
-        <w:t xml:space="preserve">, which is </w:t>
-      </w:r>
-      <w:r>
-        <w:rPr>
-          <w:b w:val="0"/>
-          <w:bCs w:val="0"/>
-          <w:noProof w:val="0"/>
-          <w:lang w:val="en-US"/>
-        </w:rPr>
-        <w:t>a sequence of data points ordered chronologically</w:t>
+        <w:t>augmented generation framework</w:t>
+      </w:r>
+      <w:r>
+        <w:rPr>
+          <w:rFonts w:ascii="Arial" w:hAnsi="Arial" w:eastAsia="Arial" w:cs="Arial" w:asciiTheme="minorAscii" w:hAnsiTheme="minorAscii" w:eastAsiaTheme="minorAscii" w:cstheme="minorAscii"/>
+          <w:b w:val="0"/>
+          <w:bCs w:val="0"/>
+          <w:noProof w:val="0"/>
+          <w:sz w:val="24"/>
+          <w:szCs w:val="24"/>
+          <w:lang w:val="en-US"/>
+        </w:rPr>
+        <w:t xml:space="preserve"> </w:t>
+      </w:r>
+      <w:r>
+        <w:rPr>
+          <w:rFonts w:ascii="Arial" w:hAnsi="Arial" w:eastAsia="Arial" w:cs="Arial" w:asciiTheme="minorAscii" w:hAnsiTheme="minorAscii" w:eastAsiaTheme="minorAscii" w:cstheme="minorAscii"/>
+          <w:b w:val="0"/>
+          <w:bCs w:val="0"/>
+          <w:noProof w:val="0"/>
+          <w:sz w:val="24"/>
+          <w:szCs w:val="24"/>
+          <w:lang w:val="en-US"/>
+        </w:rPr>
+        <w:t>that</w:t>
+      </w:r>
+      <w:r>
+        <w:rPr>
+          <w:rFonts w:ascii="Arial" w:hAnsi="Arial" w:eastAsia="Arial" w:cs="Arial" w:asciiTheme="minorAscii" w:hAnsiTheme="minorAscii" w:eastAsiaTheme="minorAscii" w:cstheme="minorAscii"/>
+          <w:b w:val="0"/>
+          <w:bCs w:val="0"/>
+          <w:noProof w:val="0"/>
+          <w:sz w:val="24"/>
+          <w:szCs w:val="24"/>
+          <w:lang w:val="en-US"/>
+        </w:rPr>
+        <w:t xml:space="preserve"> produces enhanced </w:t>
+      </w:r>
+      <w:r>
+        <w:rPr>
+          <w:rFonts w:ascii="Arial" w:hAnsi="Arial" w:eastAsia="Arial" w:cs="Arial" w:asciiTheme="minorAscii" w:hAnsiTheme="minorAscii" w:eastAsiaTheme="minorAscii" w:cstheme="minorAscii"/>
+          <w:b w:val="0"/>
+          <w:bCs w:val="0"/>
+          <w:noProof w:val="0"/>
+          <w:sz w:val="24"/>
+          <w:szCs w:val="24"/>
+          <w:lang w:val="en-US"/>
+        </w:rPr>
+        <w:t>forecasts</w:t>
       </w:r>
       <w:r>
         <w:rPr>
@@ -344,365 +237,12 @@
         </w:rPr>
         <w:t>.</w:t>
       </w:r>
-      <w:r>
-        <w:rPr>
-          <w:rFonts w:ascii="Arial" w:hAnsi="Arial" w:eastAsia="Arial" w:cs="Arial" w:asciiTheme="minorAscii" w:hAnsiTheme="minorAscii" w:eastAsiaTheme="minorAscii" w:cstheme="minorAscii"/>
-          <w:b w:val="0"/>
-          <w:bCs w:val="0"/>
-          <w:noProof w:val="0"/>
-          <w:sz w:val="24"/>
-          <w:szCs w:val="24"/>
-          <w:lang w:val="en-US"/>
-        </w:rPr>
-        <w:t xml:space="preserve"> The output is </w:t>
-      </w:r>
-      <w:r>
-        <w:rPr>
-          <w:rFonts w:ascii="Arial" w:hAnsi="Arial" w:eastAsia="Arial" w:cs="Arial" w:asciiTheme="minorAscii" w:hAnsiTheme="minorAscii" w:eastAsiaTheme="minorAscii" w:cstheme="minorAscii"/>
-          <w:b w:val="0"/>
-          <w:bCs w:val="0"/>
-          <w:noProof w:val="0"/>
-          <w:sz w:val="24"/>
-          <w:szCs w:val="24"/>
-          <w:lang w:val="en-US"/>
-        </w:rPr>
-        <w:t>what is referred to as an</w:t>
-      </w:r>
-      <w:r>
-        <w:rPr>
-          <w:rFonts w:ascii="Arial" w:hAnsi="Arial" w:eastAsia="Arial" w:cs="Arial" w:asciiTheme="minorAscii" w:hAnsiTheme="minorAscii" w:eastAsiaTheme="minorAscii" w:cstheme="minorAscii"/>
-          <w:b w:val="0"/>
-          <w:bCs w:val="0"/>
-          <w:noProof w:val="0"/>
-          <w:sz w:val="24"/>
-          <w:szCs w:val="24"/>
-          <w:lang w:val="en-US"/>
-        </w:rPr>
-        <w:t xml:space="preserve"> </w:t>
-      </w:r>
-      <w:r>
-        <w:rPr>
-          <w:rFonts w:ascii="Arial" w:hAnsi="Arial" w:eastAsia="Arial" w:cs="Arial" w:asciiTheme="minorAscii" w:hAnsiTheme="minorAscii" w:eastAsiaTheme="minorAscii" w:cstheme="minorAscii"/>
-          <w:b w:val="0"/>
-          <w:bCs w:val="0"/>
-          <w:noProof w:val="0"/>
-          <w:sz w:val="24"/>
-          <w:szCs w:val="24"/>
-          <w:lang w:val="en-US"/>
-        </w:rPr>
-        <w:t xml:space="preserve">enhanced forecast. </w:t>
-      </w:r>
-      <w:r>
-        <w:rPr>
-          <w:rFonts w:ascii="Arial" w:hAnsi="Arial" w:eastAsia="Arial" w:cs="Arial" w:asciiTheme="minorAscii" w:hAnsiTheme="minorAscii" w:eastAsiaTheme="minorAscii" w:cstheme="minorAscii"/>
-          <w:b w:val="0"/>
-          <w:bCs w:val="0"/>
-          <w:noProof w:val="0"/>
-          <w:sz w:val="24"/>
-          <w:szCs w:val="24"/>
-          <w:lang w:val="en-US"/>
-        </w:rPr>
-        <w:t>There is a process called t</w:t>
-      </w:r>
-      <w:r>
-        <w:rPr>
-          <w:rFonts w:ascii="Arial" w:hAnsi="Arial" w:eastAsia="Arial" w:cs="Arial" w:asciiTheme="minorAscii" w:hAnsiTheme="minorAscii" w:eastAsiaTheme="minorAscii" w:cstheme="minorAscii"/>
-          <w:b w:val="0"/>
-          <w:bCs w:val="0"/>
-          <w:noProof w:val="0"/>
-          <w:sz w:val="24"/>
-          <w:szCs w:val="24"/>
-          <w:lang w:val="en-US"/>
-        </w:rPr>
-        <w:t>he retriever</w:t>
-      </w:r>
-      <w:r>
-        <w:rPr>
-          <w:rFonts w:ascii="Arial" w:hAnsi="Arial" w:eastAsia="Arial" w:cs="Arial" w:asciiTheme="minorAscii" w:hAnsiTheme="minorAscii" w:eastAsiaTheme="minorAscii" w:cstheme="minorAscii"/>
-          <w:b w:val="0"/>
-          <w:bCs w:val="0"/>
-          <w:noProof w:val="0"/>
-          <w:sz w:val="24"/>
-          <w:szCs w:val="24"/>
-          <w:lang w:val="en-US"/>
-        </w:rPr>
-        <w:t xml:space="preserve">, </w:t>
-      </w:r>
-      <w:r>
-        <w:rPr>
-          <w:b w:val="0"/>
-          <w:bCs w:val="0"/>
-          <w:noProof w:val="0"/>
-          <w:lang w:val="en-US"/>
-        </w:rPr>
-        <w:t>searches</w:t>
-      </w:r>
-      <w:r>
-        <w:rPr>
-          <w:b w:val="0"/>
-          <w:bCs w:val="0"/>
-          <w:noProof w:val="0"/>
-          <w:lang w:val="en-US"/>
-        </w:rPr>
-        <w:t xml:space="preserve"> a stored collection for similar patterns. More specifically, it </w:t>
-      </w:r>
-      <w:r>
-        <w:rPr>
-          <w:rFonts w:ascii="Arial" w:hAnsi="Arial" w:eastAsia="Arial" w:cs="Arial" w:asciiTheme="minorAscii" w:hAnsiTheme="minorAscii" w:eastAsiaTheme="minorAscii" w:cstheme="minorAscii"/>
-          <w:b w:val="0"/>
-          <w:bCs w:val="0"/>
-          <w:noProof w:val="0"/>
-          <w:sz w:val="24"/>
-          <w:szCs w:val="24"/>
-          <w:lang w:val="en-US"/>
-        </w:rPr>
-        <w:t xml:space="preserve">finds </w:t>
-      </w:r>
-      <w:r>
-        <w:rPr>
-          <w:rFonts w:ascii="Arial" w:hAnsi="Arial" w:eastAsia="Arial" w:cs="Arial" w:asciiTheme="minorAscii" w:hAnsiTheme="minorAscii" w:eastAsiaTheme="minorAscii" w:cstheme="minorAscii"/>
-          <w:b w:val="0"/>
-          <w:bCs w:val="0"/>
-          <w:noProof w:val="0"/>
-          <w:sz w:val="24"/>
-          <w:szCs w:val="24"/>
-          <w:lang w:val="en-US"/>
-        </w:rPr>
-        <w:t xml:space="preserve">the </w:t>
-      </w:r>
-      <w:r>
-        <w:rPr>
-          <w:rFonts w:ascii="Arial" w:hAnsi="Arial" w:eastAsia="Arial" w:cs="Arial" w:asciiTheme="minorAscii" w:hAnsiTheme="minorAscii" w:eastAsiaTheme="minorAscii" w:cstheme="minorAscii"/>
-          <w:b w:val="0"/>
-          <w:bCs w:val="0"/>
-          <w:noProof w:val="0"/>
-          <w:sz w:val="24"/>
-          <w:szCs w:val="24"/>
-          <w:lang w:val="en-US"/>
-        </w:rPr>
-        <w:t>top-</w:t>
-      </w:r>
-      <w:r>
-        <w:rPr>
-          <w:rFonts w:ascii="Arial" w:hAnsi="Arial" w:eastAsia="Arial" w:cs="Arial" w:asciiTheme="minorAscii" w:hAnsiTheme="minorAscii" w:eastAsiaTheme="minorAscii" w:cstheme="minorAscii"/>
-          <w:b w:val="0"/>
-          <w:bCs w:val="0"/>
-          <w:noProof w:val="0"/>
-          <w:sz w:val="24"/>
-          <w:szCs w:val="24"/>
-          <w:lang w:val="en-US"/>
-        </w:rPr>
-        <w:t>k similar</w:t>
-      </w:r>
-      <w:r>
-        <w:rPr>
-          <w:rFonts w:ascii="Arial" w:hAnsi="Arial" w:eastAsia="Arial" w:cs="Arial" w:asciiTheme="minorAscii" w:hAnsiTheme="minorAscii" w:eastAsiaTheme="minorAscii" w:cstheme="minorAscii"/>
-          <w:b w:val="0"/>
-          <w:bCs w:val="0"/>
-          <w:noProof w:val="0"/>
-          <w:sz w:val="24"/>
-          <w:szCs w:val="24"/>
-          <w:lang w:val="en-US"/>
-        </w:rPr>
-        <w:t xml:space="preserve"> contexts and their future horizons from a </w:t>
-      </w:r>
-      <w:r>
-        <w:rPr>
-          <w:b w:val="0"/>
-          <w:bCs w:val="0"/>
-          <w:noProof w:val="0"/>
-          <w:lang w:val="en-US"/>
-        </w:rPr>
-        <w:t>stored collection (</w:t>
-      </w:r>
-      <w:r>
-        <w:rPr>
-          <w:rFonts w:ascii="Arial" w:hAnsi="Arial" w:eastAsia="Arial" w:cs="Arial" w:asciiTheme="minorAscii" w:hAnsiTheme="minorAscii" w:eastAsiaTheme="minorAscii" w:cstheme="minorAscii"/>
-          <w:b w:val="0"/>
-          <w:bCs w:val="0"/>
-          <w:noProof w:val="0"/>
-          <w:sz w:val="24"/>
-          <w:szCs w:val="24"/>
-          <w:lang w:val="en-US"/>
-        </w:rPr>
-        <w:t>knowledge base</w:t>
-      </w:r>
-      <w:r>
-        <w:rPr>
-          <w:rFonts w:ascii="Arial" w:hAnsi="Arial" w:eastAsia="Arial" w:cs="Arial" w:asciiTheme="minorAscii" w:hAnsiTheme="minorAscii" w:eastAsiaTheme="minorAscii" w:cstheme="minorAscii"/>
-          <w:b w:val="0"/>
-          <w:bCs w:val="0"/>
-          <w:noProof w:val="0"/>
-          <w:sz w:val="24"/>
-          <w:szCs w:val="24"/>
-          <w:lang w:val="en-US"/>
-        </w:rPr>
-        <w:t>)</w:t>
-      </w:r>
-      <w:r>
-        <w:rPr>
-          <w:rFonts w:ascii="Arial" w:hAnsi="Arial" w:eastAsia="Arial" w:cs="Arial" w:asciiTheme="minorAscii" w:hAnsiTheme="minorAscii" w:eastAsiaTheme="minorAscii" w:cstheme="minorAscii"/>
-          <w:b w:val="0"/>
-          <w:bCs w:val="0"/>
-          <w:noProof w:val="0"/>
-          <w:sz w:val="24"/>
-          <w:szCs w:val="24"/>
-          <w:lang w:val="en-US"/>
-        </w:rPr>
-        <w:t>. Those retrieved horizons</w:t>
-      </w:r>
-      <w:r>
-        <w:rPr>
-          <w:rFonts w:ascii="Arial" w:hAnsi="Arial" w:eastAsia="Arial" w:cs="Arial" w:asciiTheme="minorAscii" w:hAnsiTheme="minorAscii" w:eastAsiaTheme="minorAscii" w:cstheme="minorAscii"/>
-          <w:b w:val="0"/>
-          <w:bCs w:val="0"/>
-          <w:noProof w:val="0"/>
-          <w:sz w:val="24"/>
-          <w:szCs w:val="24"/>
-          <w:lang w:val="en-US"/>
-        </w:rPr>
-        <w:t xml:space="preserve"> are combined with the input through the ARM module, and the final output is an </w:t>
-      </w:r>
-      <w:r>
-        <w:rPr>
-          <w:rFonts w:ascii="Arial" w:hAnsi="Arial" w:eastAsia="Arial" w:cs="Arial" w:asciiTheme="minorAscii" w:hAnsiTheme="minorAscii" w:eastAsiaTheme="minorAscii" w:cstheme="minorAscii"/>
-          <w:b w:val="0"/>
-          <w:bCs w:val="0"/>
-          <w:noProof w:val="0"/>
-          <w:sz w:val="24"/>
-          <w:szCs w:val="24"/>
-          <w:lang w:val="en-US"/>
-        </w:rPr>
-        <w:t>enhanced forecast.</w:t>
-      </w:r>
-    </w:p>
-    <w:p>
-      <w:pPr>
-        <w:pStyle w:val="ListParagraph"/>
-        <w:numPr>
-          <w:ilvl w:val="1"/>
-          <w:numId w:val="1"/>
-        </w:numPr>
+    </w:p>
+    <w:p>
+      <w:pPr>
+        <w:pStyle w:val="Normal"/>
         <w:spacing w:before="240" w:beforeAutospacing="off" w:after="240" w:afterAutospacing="off"/>
-        <w:rPr>
-          <w:rFonts w:ascii="Arial" w:hAnsi="Arial" w:eastAsia="Arial" w:cs="Arial" w:asciiTheme="minorAscii" w:hAnsiTheme="minorAscii" w:eastAsiaTheme="minorAscii" w:cstheme="minorAscii"/>
-          <w:b w:val="0"/>
-          <w:bCs w:val="0"/>
-          <w:noProof w:val="0"/>
-          <w:sz w:val="24"/>
-          <w:szCs w:val="24"/>
-          <w:lang w:val="en-US"/>
-        </w:rPr>
-      </w:pPr>
-      <w:r>
-        <w:rPr>
-          <w:rFonts w:ascii="Arial" w:hAnsi="Arial" w:eastAsia="Arial" w:cs="Arial" w:asciiTheme="minorAscii" w:hAnsiTheme="minorAscii" w:eastAsiaTheme="minorAscii" w:cstheme="minorAscii"/>
-          <w:b w:val="0"/>
-          <w:bCs w:val="0"/>
-          <w:noProof w:val="0"/>
-          <w:sz w:val="24"/>
-          <w:szCs w:val="24"/>
-          <w:lang w:val="en-US"/>
-        </w:rPr>
-        <w:t>Basically, we</w:t>
-      </w:r>
-      <w:r>
-        <w:rPr>
-          <w:rFonts w:ascii="Arial" w:hAnsi="Arial" w:eastAsia="Arial" w:cs="Arial" w:asciiTheme="minorAscii" w:hAnsiTheme="minorAscii" w:eastAsiaTheme="minorAscii" w:cstheme="minorAscii"/>
-          <w:b w:val="0"/>
-          <w:bCs w:val="0"/>
-          <w:noProof w:val="0"/>
-          <w:sz w:val="24"/>
-          <w:szCs w:val="24"/>
-          <w:lang w:val="en-US"/>
-        </w:rPr>
-        <w:t xml:space="preserve"> have some </w:t>
-      </w:r>
-      <w:r>
-        <w:rPr>
-          <w:rFonts w:ascii="Arial" w:hAnsi="Arial" w:eastAsia="Arial" w:cs="Arial" w:asciiTheme="minorAscii" w:hAnsiTheme="minorAscii" w:eastAsiaTheme="minorAscii" w:cstheme="minorAscii"/>
-          <w:b w:val="0"/>
-          <w:bCs w:val="0"/>
-          <w:noProof w:val="0"/>
-          <w:sz w:val="24"/>
-          <w:szCs w:val="24"/>
-          <w:lang w:val="en-US"/>
-        </w:rPr>
-        <w:t>inputs</w:t>
-      </w:r>
-      <w:r>
-        <w:rPr>
-          <w:rFonts w:ascii="Arial" w:hAnsi="Arial" w:eastAsia="Arial" w:cs="Arial" w:asciiTheme="minorAscii" w:hAnsiTheme="minorAscii" w:eastAsiaTheme="minorAscii" w:cstheme="minorAscii"/>
-          <w:b w:val="0"/>
-          <w:bCs w:val="0"/>
-          <w:noProof w:val="0"/>
-          <w:sz w:val="24"/>
-          <w:szCs w:val="24"/>
-          <w:lang w:val="en-US"/>
-        </w:rPr>
-        <w:t xml:space="preserve"> and we want to predict their future trend (like a stock ticker), so we look through some old</w:t>
-      </w:r>
-      <w:r>
-        <w:rPr>
-          <w:rFonts w:ascii="Arial" w:hAnsi="Arial" w:eastAsia="Arial" w:cs="Arial" w:asciiTheme="minorAscii" w:hAnsiTheme="minorAscii" w:eastAsiaTheme="minorAscii" w:cstheme="minorAscii"/>
-          <w:b w:val="0"/>
-          <w:bCs w:val="0"/>
-          <w:noProof w:val="0"/>
-          <w:sz w:val="24"/>
-          <w:szCs w:val="24"/>
-          <w:lang w:val="en-US"/>
-        </w:rPr>
-        <w:t xml:space="preserve">er data and try to find matching patterns. We take those matching </w:t>
-      </w:r>
-      <w:r>
-        <w:rPr>
-          <w:rFonts w:ascii="Arial" w:hAnsi="Arial" w:eastAsia="Arial" w:cs="Arial" w:asciiTheme="minorAscii" w:hAnsiTheme="minorAscii" w:eastAsiaTheme="minorAscii" w:cstheme="minorAscii"/>
-          <w:b w:val="0"/>
-          <w:bCs w:val="0"/>
-          <w:noProof w:val="0"/>
-          <w:sz w:val="24"/>
-          <w:szCs w:val="24"/>
-          <w:lang w:val="en-US"/>
-        </w:rPr>
-        <w:t>patterns, and</w:t>
-      </w:r>
-      <w:r>
-        <w:rPr>
-          <w:rFonts w:ascii="Arial" w:hAnsi="Arial" w:eastAsia="Arial" w:cs="Arial" w:asciiTheme="minorAscii" w:hAnsiTheme="minorAscii" w:eastAsiaTheme="minorAscii" w:cstheme="minorAscii"/>
-          <w:b w:val="0"/>
-          <w:bCs w:val="0"/>
-          <w:noProof w:val="0"/>
-          <w:sz w:val="24"/>
-          <w:szCs w:val="24"/>
-          <w:lang w:val="en-US"/>
-        </w:rPr>
-        <w:t xml:space="preserve"> examine their future trends.</w:t>
-      </w:r>
-    </w:p>
-    <w:p>
-      <w:pPr>
-        <w:pStyle w:val="ListParagraph"/>
-        <w:spacing w:before="240" w:beforeAutospacing="off" w:after="240" w:afterAutospacing="off"/>
-        <w:ind w:left="1440"/>
-        <w:rPr>
-          <w:rFonts w:ascii="Arial" w:hAnsi="Arial" w:eastAsia="Arial" w:cs="Arial" w:asciiTheme="minorAscii" w:hAnsiTheme="minorAscii" w:eastAsiaTheme="minorAscii" w:cstheme="minorAscii"/>
-          <w:b w:val="0"/>
-          <w:bCs w:val="0"/>
-          <w:noProof w:val="0"/>
-          <w:sz w:val="24"/>
-          <w:szCs w:val="24"/>
-          <w:lang w:val="en-US"/>
-        </w:rPr>
-      </w:pPr>
-    </w:p>
-    <w:p>
-      <w:pPr>
-        <w:pStyle w:val="ListParagraph"/>
-        <w:numPr>
-          <w:ilvl w:val="0"/>
-          <w:numId w:val="1"/>
-        </w:numPr>
-        <w:spacing w:before="240" w:beforeAutospacing="off" w:after="240" w:afterAutospacing="off"/>
+        <w:ind w:left="0"/>
         <w:rPr>
           <w:rFonts w:ascii="Arial" w:hAnsi="Arial" w:eastAsia="Arial" w:cs="Arial" w:asciiTheme="minorAscii" w:hAnsiTheme="minorAscii" w:eastAsiaTheme="minorAscii" w:cstheme="minorAscii"/>
           <w:b w:val="0"/>
@@ -723,6 +263,446 @@
           <w:szCs w:val="24"/>
           <w:lang w:val="en-US"/>
         </w:rPr>
+        <w:t>What are the inputs/outputs?</w:t>
+      </w:r>
+      <w:r>
+        <w:rPr>
+          <w:rFonts w:ascii="Arial" w:hAnsi="Arial" w:eastAsia="Arial" w:cs="Arial" w:asciiTheme="minorAscii" w:hAnsiTheme="minorAscii" w:eastAsiaTheme="minorAscii" w:cstheme="minorAscii"/>
+          <w:b w:val="0"/>
+          <w:bCs w:val="0"/>
+          <w:noProof w:val="0"/>
+          <w:sz w:val="24"/>
+          <w:szCs w:val="24"/>
+          <w:lang w:val="en-US"/>
+        </w:rPr>
+        <w:t xml:space="preserve"> </w:t>
+      </w:r>
+      <w:r>
+        <w:rPr>
+          <w:rFonts w:ascii="Arial" w:hAnsi="Arial" w:eastAsia="Arial" w:cs="Arial" w:asciiTheme="minorAscii" w:hAnsiTheme="minorAscii" w:eastAsiaTheme="minorAscii" w:cstheme="minorAscii"/>
+          <w:b w:val="0"/>
+          <w:bCs w:val="0"/>
+          <w:noProof w:val="0"/>
+          <w:sz w:val="24"/>
+          <w:szCs w:val="24"/>
+          <w:lang w:val="en-US"/>
+        </w:rPr>
+        <w:t xml:space="preserve">- </w:t>
+      </w:r>
+      <w:r>
+        <w:rPr>
+          <w:rFonts w:ascii="Arial" w:hAnsi="Arial" w:eastAsia="Arial" w:cs="Arial" w:asciiTheme="minorAscii" w:hAnsiTheme="minorAscii" w:eastAsiaTheme="minorAscii" w:cstheme="minorAscii"/>
+          <w:b w:val="0"/>
+          <w:bCs w:val="0"/>
+          <w:noProof w:val="0"/>
+          <w:sz w:val="24"/>
+          <w:szCs w:val="24"/>
+          <w:lang w:val="en-US"/>
+        </w:rPr>
+        <w:t xml:space="preserve">The input is an </w:t>
+      </w:r>
+      <w:r>
+        <w:rPr>
+          <w:rFonts w:ascii="Arial" w:hAnsi="Arial" w:eastAsia="Arial" w:cs="Arial" w:asciiTheme="minorAscii" w:hAnsiTheme="minorAscii" w:eastAsiaTheme="minorAscii" w:cstheme="minorAscii"/>
+          <w:b w:val="0"/>
+          <w:bCs w:val="0"/>
+          <w:noProof w:val="0"/>
+          <w:sz w:val="24"/>
+          <w:szCs w:val="24"/>
+          <w:lang w:val="en-US"/>
+        </w:rPr>
+        <w:t>input time series</w:t>
+      </w:r>
+      <w:r>
+        <w:rPr>
+          <w:rFonts w:ascii="Arial" w:hAnsi="Arial" w:eastAsia="Arial" w:cs="Arial" w:asciiTheme="minorAscii" w:hAnsiTheme="minorAscii" w:eastAsiaTheme="minorAscii" w:cstheme="minorAscii"/>
+          <w:b w:val="0"/>
+          <w:bCs w:val="0"/>
+          <w:noProof w:val="0"/>
+          <w:sz w:val="24"/>
+          <w:szCs w:val="24"/>
+          <w:lang w:val="en-US"/>
+        </w:rPr>
+        <w:t xml:space="preserve">, which is </w:t>
+      </w:r>
+      <w:r>
+        <w:rPr>
+          <w:b w:val="0"/>
+          <w:bCs w:val="0"/>
+          <w:noProof w:val="0"/>
+          <w:lang w:val="en-US"/>
+        </w:rPr>
+        <w:t>a sequence of data points ordered chronologically</w:t>
+      </w:r>
+      <w:r>
+        <w:rPr>
+          <w:rFonts w:ascii="Arial" w:hAnsi="Arial" w:eastAsia="Arial" w:cs="Arial" w:asciiTheme="minorAscii" w:hAnsiTheme="minorAscii" w:eastAsiaTheme="minorAscii" w:cstheme="minorAscii"/>
+          <w:b w:val="0"/>
+          <w:bCs w:val="0"/>
+          <w:noProof w:val="0"/>
+          <w:sz w:val="24"/>
+          <w:szCs w:val="24"/>
+          <w:lang w:val="en-US"/>
+        </w:rPr>
+        <w:t>.</w:t>
+      </w:r>
+      <w:r>
+        <w:rPr>
+          <w:rFonts w:ascii="Arial" w:hAnsi="Arial" w:eastAsia="Arial" w:cs="Arial" w:asciiTheme="minorAscii" w:hAnsiTheme="minorAscii" w:eastAsiaTheme="minorAscii" w:cstheme="minorAscii"/>
+          <w:b w:val="0"/>
+          <w:bCs w:val="0"/>
+          <w:noProof w:val="0"/>
+          <w:sz w:val="24"/>
+          <w:szCs w:val="24"/>
+          <w:lang w:val="en-US"/>
+        </w:rPr>
+        <w:t xml:space="preserve"> The output is </w:t>
+      </w:r>
+      <w:r>
+        <w:rPr>
+          <w:rFonts w:ascii="Arial" w:hAnsi="Arial" w:eastAsia="Arial" w:cs="Arial" w:asciiTheme="minorAscii" w:hAnsiTheme="minorAscii" w:eastAsiaTheme="minorAscii" w:cstheme="minorAscii"/>
+          <w:b w:val="0"/>
+          <w:bCs w:val="0"/>
+          <w:noProof w:val="0"/>
+          <w:sz w:val="24"/>
+          <w:szCs w:val="24"/>
+          <w:lang w:val="en-US"/>
+        </w:rPr>
+        <w:t>what is referred to as an</w:t>
+      </w:r>
+      <w:r>
+        <w:rPr>
+          <w:rFonts w:ascii="Arial" w:hAnsi="Arial" w:eastAsia="Arial" w:cs="Arial" w:asciiTheme="minorAscii" w:hAnsiTheme="minorAscii" w:eastAsiaTheme="minorAscii" w:cstheme="minorAscii"/>
+          <w:b w:val="0"/>
+          <w:bCs w:val="0"/>
+          <w:noProof w:val="0"/>
+          <w:sz w:val="24"/>
+          <w:szCs w:val="24"/>
+          <w:lang w:val="en-US"/>
+        </w:rPr>
+        <w:t xml:space="preserve"> </w:t>
+      </w:r>
+      <w:r>
+        <w:rPr>
+          <w:rFonts w:ascii="Arial" w:hAnsi="Arial" w:eastAsia="Arial" w:cs="Arial" w:asciiTheme="minorAscii" w:hAnsiTheme="minorAscii" w:eastAsiaTheme="minorAscii" w:cstheme="minorAscii"/>
+          <w:b w:val="0"/>
+          <w:bCs w:val="0"/>
+          <w:noProof w:val="0"/>
+          <w:sz w:val="24"/>
+          <w:szCs w:val="24"/>
+          <w:lang w:val="en-US"/>
+        </w:rPr>
+        <w:t xml:space="preserve">enhanced forecast. </w:t>
+      </w:r>
+      <w:r>
+        <w:rPr>
+          <w:rFonts w:ascii="Arial" w:hAnsi="Arial" w:eastAsia="Arial" w:cs="Arial" w:asciiTheme="minorAscii" w:hAnsiTheme="minorAscii" w:eastAsiaTheme="minorAscii" w:cstheme="minorAscii"/>
+          <w:b w:val="0"/>
+          <w:bCs w:val="0"/>
+          <w:noProof w:val="0"/>
+          <w:sz w:val="24"/>
+          <w:szCs w:val="24"/>
+          <w:lang w:val="en-US"/>
+        </w:rPr>
+        <w:t>There is a process called t</w:t>
+      </w:r>
+      <w:r>
+        <w:rPr>
+          <w:rFonts w:ascii="Arial" w:hAnsi="Arial" w:eastAsia="Arial" w:cs="Arial" w:asciiTheme="minorAscii" w:hAnsiTheme="minorAscii" w:eastAsiaTheme="minorAscii" w:cstheme="minorAscii"/>
+          <w:b w:val="0"/>
+          <w:bCs w:val="0"/>
+          <w:noProof w:val="0"/>
+          <w:sz w:val="24"/>
+          <w:szCs w:val="24"/>
+          <w:lang w:val="en-US"/>
+        </w:rPr>
+        <w:t>he retriever</w:t>
+      </w:r>
+      <w:r>
+        <w:rPr>
+          <w:rFonts w:ascii="Arial" w:hAnsi="Arial" w:eastAsia="Arial" w:cs="Arial" w:asciiTheme="minorAscii" w:hAnsiTheme="minorAscii" w:eastAsiaTheme="minorAscii" w:cstheme="minorAscii"/>
+          <w:b w:val="0"/>
+          <w:bCs w:val="0"/>
+          <w:noProof w:val="0"/>
+          <w:sz w:val="24"/>
+          <w:szCs w:val="24"/>
+          <w:lang w:val="en-US"/>
+        </w:rPr>
+        <w:t xml:space="preserve">, </w:t>
+      </w:r>
+      <w:r>
+        <w:rPr>
+          <w:b w:val="0"/>
+          <w:bCs w:val="0"/>
+          <w:noProof w:val="0"/>
+          <w:lang w:val="en-US"/>
+        </w:rPr>
+        <w:t>searches</w:t>
+      </w:r>
+      <w:r>
+        <w:rPr>
+          <w:b w:val="0"/>
+          <w:bCs w:val="0"/>
+          <w:noProof w:val="0"/>
+          <w:lang w:val="en-US"/>
+        </w:rPr>
+        <w:t xml:space="preserve"> a stored collection for similar patterns. More specifically, it </w:t>
+      </w:r>
+      <w:r>
+        <w:rPr>
+          <w:rFonts w:ascii="Arial" w:hAnsi="Arial" w:eastAsia="Arial" w:cs="Arial" w:asciiTheme="minorAscii" w:hAnsiTheme="minorAscii" w:eastAsiaTheme="minorAscii" w:cstheme="minorAscii"/>
+          <w:b w:val="0"/>
+          <w:bCs w:val="0"/>
+          <w:noProof w:val="0"/>
+          <w:sz w:val="24"/>
+          <w:szCs w:val="24"/>
+          <w:lang w:val="en-US"/>
+        </w:rPr>
+        <w:t xml:space="preserve">finds </w:t>
+      </w:r>
+      <w:r>
+        <w:rPr>
+          <w:rFonts w:ascii="Arial" w:hAnsi="Arial" w:eastAsia="Arial" w:cs="Arial" w:asciiTheme="minorAscii" w:hAnsiTheme="minorAscii" w:eastAsiaTheme="minorAscii" w:cstheme="minorAscii"/>
+          <w:b w:val="0"/>
+          <w:bCs w:val="0"/>
+          <w:noProof w:val="0"/>
+          <w:sz w:val="24"/>
+          <w:szCs w:val="24"/>
+          <w:lang w:val="en-US"/>
+        </w:rPr>
+        <w:t xml:space="preserve">the </w:t>
+      </w:r>
+      <w:r>
+        <w:rPr>
+          <w:rFonts w:ascii="Arial" w:hAnsi="Arial" w:eastAsia="Arial" w:cs="Arial" w:asciiTheme="minorAscii" w:hAnsiTheme="minorAscii" w:eastAsiaTheme="minorAscii" w:cstheme="minorAscii"/>
+          <w:b w:val="0"/>
+          <w:bCs w:val="0"/>
+          <w:noProof w:val="0"/>
+          <w:sz w:val="24"/>
+          <w:szCs w:val="24"/>
+          <w:lang w:val="en-US"/>
+        </w:rPr>
+        <w:t>top-</w:t>
+      </w:r>
+      <w:r>
+        <w:rPr>
+          <w:rFonts w:ascii="Arial" w:hAnsi="Arial" w:eastAsia="Arial" w:cs="Arial" w:asciiTheme="minorAscii" w:hAnsiTheme="minorAscii" w:eastAsiaTheme="minorAscii" w:cstheme="minorAscii"/>
+          <w:b w:val="0"/>
+          <w:bCs w:val="0"/>
+          <w:noProof w:val="0"/>
+          <w:sz w:val="24"/>
+          <w:szCs w:val="24"/>
+          <w:lang w:val="en-US"/>
+        </w:rPr>
+        <w:t>k similar</w:t>
+      </w:r>
+      <w:r>
+        <w:rPr>
+          <w:rFonts w:ascii="Arial" w:hAnsi="Arial" w:eastAsia="Arial" w:cs="Arial" w:asciiTheme="minorAscii" w:hAnsiTheme="minorAscii" w:eastAsiaTheme="minorAscii" w:cstheme="minorAscii"/>
+          <w:b w:val="0"/>
+          <w:bCs w:val="0"/>
+          <w:noProof w:val="0"/>
+          <w:sz w:val="24"/>
+          <w:szCs w:val="24"/>
+          <w:lang w:val="en-US"/>
+        </w:rPr>
+        <w:t xml:space="preserve"> contexts and their future horizons from a </w:t>
+      </w:r>
+      <w:r>
+        <w:rPr>
+          <w:b w:val="0"/>
+          <w:bCs w:val="0"/>
+          <w:noProof w:val="0"/>
+          <w:lang w:val="en-US"/>
+        </w:rPr>
+        <w:t>stored collection (</w:t>
+      </w:r>
+      <w:r>
+        <w:rPr>
+          <w:rFonts w:ascii="Arial" w:hAnsi="Arial" w:eastAsia="Arial" w:cs="Arial" w:asciiTheme="minorAscii" w:hAnsiTheme="minorAscii" w:eastAsiaTheme="minorAscii" w:cstheme="minorAscii"/>
+          <w:b w:val="0"/>
+          <w:bCs w:val="0"/>
+          <w:noProof w:val="0"/>
+          <w:sz w:val="24"/>
+          <w:szCs w:val="24"/>
+          <w:lang w:val="en-US"/>
+        </w:rPr>
+        <w:t>knowledge base</w:t>
+      </w:r>
+      <w:r>
+        <w:rPr>
+          <w:rFonts w:ascii="Arial" w:hAnsi="Arial" w:eastAsia="Arial" w:cs="Arial" w:asciiTheme="minorAscii" w:hAnsiTheme="minorAscii" w:eastAsiaTheme="minorAscii" w:cstheme="minorAscii"/>
+          <w:b w:val="0"/>
+          <w:bCs w:val="0"/>
+          <w:noProof w:val="0"/>
+          <w:sz w:val="24"/>
+          <w:szCs w:val="24"/>
+          <w:lang w:val="en-US"/>
+        </w:rPr>
+        <w:t>)</w:t>
+      </w:r>
+      <w:r>
+        <w:rPr>
+          <w:rFonts w:ascii="Arial" w:hAnsi="Arial" w:eastAsia="Arial" w:cs="Arial" w:asciiTheme="minorAscii" w:hAnsiTheme="minorAscii" w:eastAsiaTheme="minorAscii" w:cstheme="minorAscii"/>
+          <w:b w:val="0"/>
+          <w:bCs w:val="0"/>
+          <w:noProof w:val="0"/>
+          <w:sz w:val="24"/>
+          <w:szCs w:val="24"/>
+          <w:lang w:val="en-US"/>
+        </w:rPr>
+        <w:t>. Those retrieved horizons</w:t>
+      </w:r>
+      <w:r>
+        <w:rPr>
+          <w:rFonts w:ascii="Arial" w:hAnsi="Arial" w:eastAsia="Arial" w:cs="Arial" w:asciiTheme="minorAscii" w:hAnsiTheme="minorAscii" w:eastAsiaTheme="minorAscii" w:cstheme="minorAscii"/>
+          <w:b w:val="0"/>
+          <w:bCs w:val="0"/>
+          <w:noProof w:val="0"/>
+          <w:sz w:val="24"/>
+          <w:szCs w:val="24"/>
+          <w:lang w:val="en-US"/>
+        </w:rPr>
+        <w:t xml:space="preserve"> are combined with the input through the ARM module, and the final output is an </w:t>
+      </w:r>
+      <w:r>
+        <w:rPr>
+          <w:rFonts w:ascii="Arial" w:hAnsi="Arial" w:eastAsia="Arial" w:cs="Arial" w:asciiTheme="minorAscii" w:hAnsiTheme="minorAscii" w:eastAsiaTheme="minorAscii" w:cstheme="minorAscii"/>
+          <w:b w:val="0"/>
+          <w:bCs w:val="0"/>
+          <w:noProof w:val="0"/>
+          <w:sz w:val="24"/>
+          <w:szCs w:val="24"/>
+          <w:lang w:val="en-US"/>
+        </w:rPr>
+        <w:t>enhanced forecast.</w:t>
+      </w:r>
+    </w:p>
+    <w:p>
+      <w:pPr>
+        <w:pStyle w:val="Normal"/>
+        <w:spacing w:before="240" w:beforeAutospacing="off" w:after="240" w:afterAutospacing="off"/>
+        <w:ind w:left="0"/>
+        <w:rPr>
+          <w:rFonts w:ascii="Arial" w:hAnsi="Arial" w:eastAsia="Arial" w:cs="Arial" w:asciiTheme="minorAscii" w:hAnsiTheme="minorAscii" w:eastAsiaTheme="minorAscii" w:cstheme="minorAscii"/>
+          <w:b w:val="0"/>
+          <w:bCs w:val="0"/>
+          <w:noProof w:val="0"/>
+          <w:sz w:val="24"/>
+          <w:szCs w:val="24"/>
+          <w:lang w:val="en-US"/>
+        </w:rPr>
+      </w:pPr>
+      <w:r>
+        <w:rPr>
+          <w:rFonts w:ascii="Arial" w:hAnsi="Arial" w:eastAsia="Arial" w:cs="Arial" w:asciiTheme="minorAscii" w:hAnsiTheme="minorAscii" w:eastAsiaTheme="minorAscii" w:cstheme="minorAscii"/>
+          <w:b w:val="0"/>
+          <w:bCs w:val="0"/>
+          <w:noProof w:val="0"/>
+          <w:sz w:val="24"/>
+          <w:szCs w:val="24"/>
+          <w:lang w:val="en-US"/>
+        </w:rPr>
+        <w:t>Basically, we</w:t>
+      </w:r>
+      <w:r>
+        <w:rPr>
+          <w:rFonts w:ascii="Arial" w:hAnsi="Arial" w:eastAsia="Arial" w:cs="Arial" w:asciiTheme="minorAscii" w:hAnsiTheme="minorAscii" w:eastAsiaTheme="minorAscii" w:cstheme="minorAscii"/>
+          <w:b w:val="0"/>
+          <w:bCs w:val="0"/>
+          <w:noProof w:val="0"/>
+          <w:sz w:val="24"/>
+          <w:szCs w:val="24"/>
+          <w:lang w:val="en-US"/>
+        </w:rPr>
+        <w:t xml:space="preserve"> have some </w:t>
+      </w:r>
+      <w:r>
+        <w:rPr>
+          <w:rFonts w:ascii="Arial" w:hAnsi="Arial" w:eastAsia="Arial" w:cs="Arial" w:asciiTheme="minorAscii" w:hAnsiTheme="minorAscii" w:eastAsiaTheme="minorAscii" w:cstheme="minorAscii"/>
+          <w:b w:val="0"/>
+          <w:bCs w:val="0"/>
+          <w:noProof w:val="0"/>
+          <w:sz w:val="24"/>
+          <w:szCs w:val="24"/>
+          <w:lang w:val="en-US"/>
+        </w:rPr>
+        <w:t>inputs</w:t>
+      </w:r>
+      <w:r>
+        <w:rPr>
+          <w:rFonts w:ascii="Arial" w:hAnsi="Arial" w:eastAsia="Arial" w:cs="Arial" w:asciiTheme="minorAscii" w:hAnsiTheme="minorAscii" w:eastAsiaTheme="minorAscii" w:cstheme="minorAscii"/>
+          <w:b w:val="0"/>
+          <w:bCs w:val="0"/>
+          <w:noProof w:val="0"/>
+          <w:sz w:val="24"/>
+          <w:szCs w:val="24"/>
+          <w:lang w:val="en-US"/>
+        </w:rPr>
+        <w:t xml:space="preserve"> and we want to predict their future trend (like a stock ticker), so we look through some old</w:t>
+      </w:r>
+      <w:r>
+        <w:rPr>
+          <w:rFonts w:ascii="Arial" w:hAnsi="Arial" w:eastAsia="Arial" w:cs="Arial" w:asciiTheme="minorAscii" w:hAnsiTheme="minorAscii" w:eastAsiaTheme="minorAscii" w:cstheme="minorAscii"/>
+          <w:b w:val="0"/>
+          <w:bCs w:val="0"/>
+          <w:noProof w:val="0"/>
+          <w:sz w:val="24"/>
+          <w:szCs w:val="24"/>
+          <w:lang w:val="en-US"/>
+        </w:rPr>
+        <w:t xml:space="preserve">er data and try to find matching patterns. We take those matching </w:t>
+      </w:r>
+      <w:r>
+        <w:rPr>
+          <w:rFonts w:ascii="Arial" w:hAnsi="Arial" w:eastAsia="Arial" w:cs="Arial" w:asciiTheme="minorAscii" w:hAnsiTheme="minorAscii" w:eastAsiaTheme="minorAscii" w:cstheme="minorAscii"/>
+          <w:b w:val="0"/>
+          <w:bCs w:val="0"/>
+          <w:noProof w:val="0"/>
+          <w:sz w:val="24"/>
+          <w:szCs w:val="24"/>
+          <w:lang w:val="en-US"/>
+        </w:rPr>
+        <w:t>patterns, and</w:t>
+      </w:r>
+      <w:r>
+        <w:rPr>
+          <w:rFonts w:ascii="Arial" w:hAnsi="Arial" w:eastAsia="Arial" w:cs="Arial" w:asciiTheme="minorAscii" w:hAnsiTheme="minorAscii" w:eastAsiaTheme="minorAscii" w:cstheme="minorAscii"/>
+          <w:b w:val="0"/>
+          <w:bCs w:val="0"/>
+          <w:noProof w:val="0"/>
+          <w:sz w:val="24"/>
+          <w:szCs w:val="24"/>
+          <w:lang w:val="en-US"/>
+        </w:rPr>
+        <w:t xml:space="preserve"> examine their future trends.</w:t>
+      </w:r>
+    </w:p>
+    <w:p>
+      <w:pPr>
+        <w:pStyle w:val="Normal"/>
+        <w:spacing w:before="240" w:beforeAutospacing="off" w:after="240" w:afterAutospacing="off"/>
+        <w:ind w:left="0"/>
+        <w:rPr>
+          <w:rFonts w:ascii="Arial" w:hAnsi="Arial" w:eastAsia="Arial" w:cs="Arial" w:asciiTheme="minorAscii" w:hAnsiTheme="minorAscii" w:eastAsiaTheme="minorAscii" w:cstheme="minorAscii"/>
+          <w:b w:val="0"/>
+          <w:bCs w:val="0"/>
+          <w:noProof w:val="0"/>
+          <w:sz w:val="24"/>
+          <w:szCs w:val="24"/>
+          <w:lang w:val="en-US"/>
+        </w:rPr>
+      </w:pPr>
+      <w:r>
+        <w:rPr>
+          <w:rFonts w:ascii="Arial" w:hAnsi="Arial" w:eastAsia="Arial" w:cs="Arial" w:asciiTheme="minorAscii" w:hAnsiTheme="minorAscii" w:eastAsiaTheme="minorAscii" w:cstheme="minorAscii"/>
+          <w:b w:val="1"/>
+          <w:bCs w:val="1"/>
+          <w:noProof w:val="0"/>
+          <w:sz w:val="24"/>
+          <w:szCs w:val="24"/>
+          <w:lang w:val="en-US"/>
+        </w:rPr>
         <w:t>What are the main scripts/entry points to run?</w:t>
       </w:r>
       <w:r>
@@ -1128,12 +1108,9 @@
     </w:p>
     <w:p>
       <w:pPr>
-        <w:pStyle w:val="ListParagraph"/>
-        <w:numPr>
-          <w:ilvl w:val="0"/>
-          <w:numId w:val="1"/>
-        </w:numPr>
+        <w:pStyle w:val="Normal"/>
         <w:spacing w:before="240" w:beforeAutospacing="off" w:after="240" w:afterAutospacing="off"/>
+        <w:ind w:left="0"/>
         <w:rPr>
           <w:rFonts w:ascii="Arial" w:hAnsi="Arial" w:eastAsia="Arial" w:cs="Arial" w:asciiTheme="minorAscii" w:hAnsiTheme="minorAscii" w:eastAsiaTheme="minorAscii" w:cstheme="minorAscii"/>
           <w:b w:val="0"/>
@@ -1245,7 +1222,7 @@
           <w:szCs w:val="24"/>
           <w:lang w:val="en-US"/>
         </w:rPr>
-        <w:t>datasets/ETT-small</w:t>
+        <w:t>ETT-small</w:t>
       </w:r>
     </w:p>
     <w:p>
@@ -1256,65 +1233,35 @@
           <w:numId w:val="1"/>
         </w:numPr>
         <w:spacing w:before="0" w:beforeAutospacing="off" w:after="0" w:afterAutospacing="off"/>
-        <w:rPr>
-          <w:rFonts w:ascii="Arial" w:hAnsi="Arial" w:eastAsia="Arial" w:cs="Arial" w:asciiTheme="minorAscii" w:hAnsiTheme="minorAscii" w:eastAsiaTheme="minorAscii" w:cstheme="minorAscii"/>
-          <w:b w:val="0"/>
-          <w:bCs w:val="0"/>
-          <w:noProof w:val="0"/>
-          <w:sz w:val="24"/>
-          <w:szCs w:val="24"/>
-          <w:lang w:val="en-US"/>
-        </w:rPr>
-      </w:pPr>
-      <w:r>
-        <w:rPr>
-          <w:rFonts w:ascii="Arial" w:hAnsi="Arial" w:eastAsia="Arial" w:cs="Arial" w:asciiTheme="minorAscii" w:hAnsiTheme="minorAscii" w:eastAsiaTheme="minorAscii" w:cstheme="minorAscii"/>
-          <w:b w:val="0"/>
-          <w:bCs w:val="0"/>
-          <w:noProof w:val="0"/>
-          <w:sz w:val="24"/>
-          <w:szCs w:val="24"/>
-          <w:lang w:val="en-US"/>
-        </w:rPr>
-        <w:t>D</w:t>
-      </w:r>
-      <w:r>
-        <w:rPr>
-          <w:rFonts w:ascii="Arial" w:hAnsi="Arial" w:eastAsia="Arial" w:cs="Arial" w:asciiTheme="minorAscii" w:hAnsiTheme="minorAscii" w:eastAsiaTheme="minorAscii" w:cstheme="minorAscii"/>
-          <w:b w:val="0"/>
-          <w:bCs w:val="0"/>
-          <w:noProof w:val="0"/>
-          <w:sz w:val="24"/>
-          <w:szCs w:val="24"/>
-          <w:lang w:val="en-US"/>
-        </w:rPr>
-        <w:t>atasets/weather</w:t>
-      </w:r>
-    </w:p>
-    <w:p>
-      <w:pPr>
-        <w:pStyle w:val="ListParagraph"/>
-        <w:spacing w:before="0" w:beforeAutospacing="off" w:after="0" w:afterAutospacing="off"/>
-        <w:ind w:left="1440"/>
-        <w:rPr>
-          <w:rFonts w:ascii="Arial" w:hAnsi="Arial" w:eastAsia="Arial" w:cs="Arial" w:asciiTheme="minorAscii" w:hAnsiTheme="minorAscii" w:eastAsiaTheme="minorAscii" w:cstheme="minorAscii"/>
-          <w:b w:val="0"/>
-          <w:bCs w:val="0"/>
-          <w:noProof w:val="0"/>
-          <w:sz w:val="24"/>
-          <w:szCs w:val="24"/>
-          <w:lang w:val="en-US"/>
-        </w:rPr>
-      </w:pPr>
-    </w:p>
-    <w:p>
-      <w:pPr>
-        <w:pStyle w:val="ListParagraph"/>
-        <w:numPr>
-          <w:ilvl w:val="0"/>
-          <w:numId w:val="1"/>
-        </w:numPr>
+        <w:ind/>
+        <w:rPr>
+          <w:rFonts w:ascii="Arial" w:hAnsi="Arial" w:eastAsia="Arial" w:cs="Arial" w:asciiTheme="minorAscii" w:hAnsiTheme="minorAscii" w:eastAsiaTheme="minorAscii" w:cstheme="minorAscii"/>
+          <w:b w:val="0"/>
+          <w:bCs w:val="0"/>
+          <w:noProof w:val="0"/>
+          <w:sz w:val="24"/>
+          <w:szCs w:val="24"/>
+          <w:lang w:val="en-US"/>
+        </w:rPr>
+      </w:pPr>
+      <w:r>
+        <w:rPr>
+          <w:rFonts w:ascii="Arial" w:hAnsi="Arial" w:eastAsia="Arial" w:cs="Arial" w:asciiTheme="minorAscii" w:hAnsiTheme="minorAscii" w:eastAsiaTheme="minorAscii" w:cstheme="minorAscii"/>
+          <w:b w:val="0"/>
+          <w:bCs w:val="0"/>
+          <w:noProof w:val="0"/>
+          <w:sz w:val="24"/>
+          <w:szCs w:val="24"/>
+          <w:lang w:val="en-US"/>
+        </w:rPr>
+        <w:t>weather</w:t>
+      </w:r>
+    </w:p>
+    <w:p>
+      <w:pPr>
+        <w:pStyle w:val="Normal"/>
         <w:spacing w:before="240" w:beforeAutospacing="off" w:after="240" w:afterAutospacing="off"/>
+        <w:ind w:left="0"/>
         <w:rPr>
           <w:rFonts w:ascii="Arial" w:hAnsi="Arial" w:eastAsia="Arial" w:cs="Arial" w:asciiTheme="minorAscii" w:hAnsiTheme="minorAscii" w:eastAsiaTheme="minorAscii" w:cstheme="minorAscii"/>
           <w:b w:val="0"/>
@@ -1479,7 +1426,7 @@
           <w:szCs w:val="24"/>
           <w:lang w:val="en-US"/>
         </w:rPr>
-        <w:t>probably helpful</w:t>
+        <w:t>helpful</w:t>
       </w:r>
       <w:r>
         <w:rPr>
@@ -1551,19 +1498,7 @@
           <w:szCs w:val="24"/>
           <w:lang w:val="en-US"/>
         </w:rPr>
-        <w:t xml:space="preserve">a modern CPU should be able to handle this project in a reasonable </w:t>
-      </w:r>
-      <w:r>
-        <w:rPr>
-          <w:rFonts w:ascii="Arial" w:hAnsi="Arial" w:eastAsia="Arial" w:cs="Arial" w:asciiTheme="minorAscii" w:hAnsiTheme="minorAscii" w:eastAsiaTheme="minorAscii" w:cstheme="minorAscii"/>
-          <w:b w:val="0"/>
-          <w:bCs w:val="0"/>
-          <w:noProof w:val="0"/>
-          <w:sz w:val="24"/>
-          <w:szCs w:val="24"/>
-          <w:lang w:val="en-US"/>
-        </w:rPr>
-        <w:t>time frame</w:t>
+        <w:t>a modern CPU should be able to handle this project</w:t>
       </w:r>
       <w:r>
         <w:rPr>
@@ -1599,8 +1534,6 @@
         <w:pStyle w:val="Normal"/>
         <w:spacing w:before="240" w:beforeAutospacing="off" w:after="240" w:afterAutospacing="off"/>
         <w:ind w:left="0"/>
-      </w:pPr>
-      <w:r>
         <w:rPr>
           <w:rFonts w:ascii="Arial" w:hAnsi="Arial" w:eastAsia="Arial" w:cs="Arial" w:asciiTheme="minorAscii" w:hAnsiTheme="minorAscii" w:eastAsiaTheme="minorAscii" w:cstheme="minorAscii"/>
           <w:b w:val="1"/>
@@ -1610,83 +1543,123 @@
           <w:szCs w:val="24"/>
           <w:lang w:val="en-US"/>
         </w:rPr>
-        <w:t>Project Map</w:t>
-      </w:r>
-    </w:p>
-    <w:p>
-      <w:pPr>
-        <w:pStyle w:val="Normal"/>
-        <w:spacing w:after="0" w:afterAutospacing="off"/>
-        <w:rPr>
+      </w:pPr>
+    </w:p>
+    <w:p>
+      <w:pPr>
+        <w:pStyle w:val="Normal"/>
+        <w:spacing w:before="240" w:beforeAutospacing="off" w:after="240" w:afterAutospacing="off"/>
+        <w:ind w:left="0"/>
+      </w:pPr>
+      <w:r>
+        <w:rPr>
+          <w:rFonts w:ascii="Arial" w:hAnsi="Arial" w:eastAsia="Arial" w:cs="Arial" w:asciiTheme="minorAscii" w:hAnsiTheme="minorAscii" w:eastAsiaTheme="minorAscii" w:cstheme="minorAscii"/>
           <w:b w:val="1"/>
           <w:bCs w:val="1"/>
           <w:noProof w:val="0"/>
-          <w:lang w:val="en-US"/>
-        </w:rPr>
-      </w:pPr>
-      <w:r>
+          <w:sz w:val="24"/>
+          <w:szCs w:val="24"/>
+          <w:lang w:val="en-US"/>
+        </w:rPr>
+        <w:t>Project Map</w:t>
+      </w:r>
+    </w:p>
+    <w:p>
+      <w:pPr>
+        <w:pStyle w:val="Normal"/>
+        <w:spacing w:after="0" w:afterAutospacing="off"/>
         <w:rPr>
           <w:b w:val="1"/>
           <w:bCs w:val="1"/>
           <w:noProof w:val="0"/>
           <w:lang w:val="en-US"/>
         </w:rPr>
-        <w:t xml:space="preserve">    Repo purpose</w:t>
-      </w:r>
-    </w:p>
-    <w:p>
-      <w:pPr>
-        <w:pStyle w:val="Normal"/>
-        <w:spacing w:after="0" w:afterAutospacing="off"/>
-        <w:rPr>
-          <w:noProof w:val="0"/>
-          <w:lang w:val="en-US"/>
-        </w:rPr>
-      </w:pPr>
-      <w:r>
-        <w:rPr>
-          <w:noProof w:val="0"/>
-          <w:lang w:val="en-US"/>
-        </w:rPr>
-        <w:t xml:space="preserve">To store </w:t>
-      </w:r>
-      <w:r>
-        <w:rPr>
-          <w:noProof w:val="0"/>
-          <w:lang w:val="en-US"/>
-        </w:rPr>
-        <w:t>our code and deliverables.</w:t>
-      </w:r>
-    </w:p>
-    <w:p>
-      <w:pPr>
-        <w:pStyle w:val="Normal"/>
-        <w:spacing w:after="0" w:afterAutospacing="off"/>
-        <w:rPr>
-          <w:noProof w:val="0"/>
-          <w:lang w:val="en-US"/>
-        </w:rPr>
-      </w:pPr>
-    </w:p>
-    <w:p>
-      <w:pPr>
-        <w:pStyle w:val="Normal"/>
-        <w:spacing w:after="0" w:afterAutospacing="off"/>
+      </w:pPr>
+      <w:r>
         <w:rPr>
           <w:b w:val="1"/>
           <w:bCs w:val="1"/>
           <w:noProof w:val="0"/>
           <w:lang w:val="en-US"/>
         </w:rPr>
-      </w:pPr>
-      <w:r>
+        <w:t xml:space="preserve">    Repo purpose</w:t>
+      </w:r>
+    </w:p>
+    <w:p>
+      <w:pPr>
+        <w:pStyle w:val="Normal"/>
+        <w:spacing w:after="0" w:afterAutospacing="off"/>
+        <w:ind w:firstLine="720"/>
+        <w:rPr>
+          <w:noProof w:val="0"/>
+          <w:lang w:val="en-US"/>
+        </w:rPr>
+      </w:pPr>
+      <w:r>
+        <w:rPr>
+          <w:noProof w:val="0"/>
+          <w:lang w:val="en-US"/>
+        </w:rPr>
+        <w:t xml:space="preserve">They are trying to improve time series forecasts by using similar past examples </w:t>
+      </w:r>
+      <w:r>
+        <w:tab/>
+      </w:r>
+      <w:r>
+        <w:rPr>
+          <w:noProof w:val="0"/>
+          <w:lang w:val="en-US"/>
+        </w:rPr>
+        <w:t>to provide extra context to the model, without altering the model itself.</w:t>
+      </w:r>
+    </w:p>
+    <w:p>
+      <w:pPr>
+        <w:pStyle w:val="Normal"/>
+        <w:spacing w:after="0" w:afterAutospacing="off"/>
+        <w:rPr>
+          <w:noProof w:val="0"/>
+          <w:lang w:val="en-US"/>
+        </w:rPr>
+      </w:pPr>
+    </w:p>
+    <w:p>
+      <w:pPr>
+        <w:pStyle w:val="Normal"/>
+        <w:spacing w:after="0" w:afterAutospacing="off"/>
         <w:rPr>
           <w:b w:val="1"/>
           <w:bCs w:val="1"/>
           <w:noProof w:val="0"/>
           <w:lang w:val="en-US"/>
         </w:rPr>
-        <w:t xml:space="preserve">    Main commands you plan to run</w:t>
+      </w:pPr>
+      <w:r>
+        <w:rPr>
+          <w:b w:val="1"/>
+          <w:bCs w:val="1"/>
+          <w:noProof w:val="0"/>
+          <w:lang w:val="en-US"/>
+        </w:rPr>
+        <w:t xml:space="preserve">    Main commands </w:t>
+      </w:r>
+      <w:r>
+        <w:rPr>
+          <w:b w:val="1"/>
+          <w:bCs w:val="1"/>
+          <w:noProof w:val="0"/>
+          <w:lang w:val="en-US"/>
+        </w:rPr>
+        <w:t xml:space="preserve">we </w:t>
+      </w:r>
+      <w:r>
+        <w:rPr>
+          <w:b w:val="1"/>
+          <w:bCs w:val="1"/>
+          <w:noProof w:val="0"/>
+          <w:lang w:val="en-US"/>
+        </w:rPr>
+        <w:t>plan to run</w:t>
       </w:r>
     </w:p>
     <w:p>
@@ -2020,21 +1993,55 @@
           <w:noProof w:val="0"/>
           <w:lang w:val="en-US"/>
         </w:rPr>
-        <w:t>orecast evaluation</w:t>
-      </w:r>
-      <w:r>
-        <w:rPr>
-          <w:noProof w:val="0"/>
-          <w:lang w:val="en-US"/>
-        </w:rPr>
-        <w:t xml:space="preserve">, </w:t>
-      </w:r>
-      <w:r>
-        <w:rPr>
-          <w:noProof w:val="0"/>
-          <w:lang w:val="en-US"/>
-        </w:rPr>
-        <w:t>from which we will create charts/graphs/plots, or anything that can help to visualize the data for our presentation.</w:t>
+        <w:t xml:space="preserve">orecast </w:t>
+      </w:r>
+      <w:r>
+        <w:rPr>
+          <w:noProof w:val="0"/>
+          <w:lang w:val="en-US"/>
+        </w:rPr>
+        <w:t>evaluation</w:t>
+      </w:r>
+      <w:r>
+        <w:rPr>
+          <w:noProof w:val="0"/>
+          <w:lang w:val="en-US"/>
+        </w:rPr>
+        <w:t>,</w:t>
+      </w:r>
+      <w:r>
+        <w:rPr>
+          <w:noProof w:val="0"/>
+          <w:lang w:val="en-US"/>
+        </w:rPr>
+        <w:t xml:space="preserve"> </w:t>
+      </w:r>
+      <w:r>
+        <w:rPr>
+          <w:noProof w:val="0"/>
+          <w:lang w:val="en-US"/>
+        </w:rPr>
+        <w:t xml:space="preserve">from which we will create charts/graphs or anything </w:t>
+      </w:r>
+      <w:r>
+        <w:tab/>
+      </w:r>
+      <w:r>
+        <w:rPr>
+          <w:noProof w:val="0"/>
+          <w:lang w:val="en-US"/>
+        </w:rPr>
+        <w:t xml:space="preserve">that </w:t>
+      </w:r>
+      <w:r>
+        <w:tab/>
+      </w:r>
+      <w:r>
+        <w:rPr>
+          <w:noProof w:val="0"/>
+          <w:lang w:val="en-US"/>
+        </w:rPr>
+        <w:t>can help to visualize the data for our presentation.</w:t>
       </w:r>
     </w:p>
     <w:sectPr>

--- a/deliverables/step-1/step-1.docx
+++ b/deliverables/step-1/step-1.docx
@@ -1544,6 +1544,11 @@
           <w:lang w:val="en-US"/>
         </w:rPr>
       </w:pPr>
+    </w:p>
+    <w:p>
+      <w:r>
+        <w:br w:type="page"/>
+      </w:r>
     </w:p>
     <w:p>
       <w:pPr>
